--- a/resources/templates/10审计实施方案.docx
+++ b/resources/templates/10审计实施方案.docx
@@ -250,8 +250,18 @@
           <w:b/>
           <w:sz w:val="24"/>
         </w:rPr>
-        <w:t>审计组成员及分工：</w:t>
-      </w:r>
+        <w:t>审计组成员及分工：{teamMembers}</w:t>
+      </w:r>
+    </w:p>
+    <w:p>
+      <w:pPr>
+        <w:jc w:val="both"/>
+        <w:rPr>
+          <w:rFonts w:ascii="Times New Roman" w:hAnsi="Times New Roman" w:cs="Times New Roman" w:eastAsiaTheme="minorEastAsia"/>
+          <w:b/>
+          <w:sz w:val="24"/>
+        </w:rPr>
+      </w:pPr>
       <w:r>
         <w:rPr>
           <w:rFonts w:ascii="Times New Roman" w:hAnsi="Times New Roman" w:cs="Times New Roman" w:eastAsiaTheme="minorEastAsia"/>
@@ -266,8 +276,56 @@
           <w:b/>
           <w:sz w:val="24"/>
         </w:rPr>
-        <w:t>{teamMembers}</w:t>
-      </w:r>
+        <w:t>审计组组长：{teamLeader}</w:t>
+      </w:r>
+    </w:p>
+    <w:p>
+      <w:pPr>
+        <w:jc w:val="both"/>
+        <w:rPr>
+          <w:rFonts w:ascii="Times New Roman" w:hAnsi="Times New Roman" w:cs="Times New Roman" w:eastAsiaTheme="minorEastAsia"/>
+          <w:b/>
+          <w:sz w:val="24"/>
+        </w:rPr>
+      </w:pPr>
+    </w:p>
+    <w:p>
+      <w:pPr>
+        <w:jc w:val="left"/>
+        <w:rPr>
+          <w:rFonts w:hint="eastAsia" w:ascii="Times New Roman" w:hAnsi="Times New Roman" w:cs="Times New Roman"/>
+          <w:b/>
+          <w:sz w:val="24"/>
+          <w:lang w:eastAsia="zh-CN"/>
+        </w:rPr>
+      </w:pPr>
+      <w:r>
+        <w:rPr>
+          <w:rFonts w:ascii="Times New Roman" w:hAnsi="Times New Roman" w:cs="Times New Roman" w:eastAsiaTheme="minorEastAsia"/>
+          <w:b/>
+          <w:sz w:val="24"/>
+        </w:rPr>
+        <w:t>业务部门负责人意见</w:t>
+      </w:r>
+      <w:r>
+        <w:rPr>
+          <w:rFonts w:hint="eastAsia" w:ascii="Times New Roman" w:hAnsi="Times New Roman" w:cs="Times New Roman"/>
+          <w:b/>
+          <w:sz w:val="24"/>
+          <w:lang w:eastAsia="zh-CN"/>
+        </w:rPr>
+        <w:t>：</w:t>
+      </w:r>
+    </w:p>
+    <w:p>
+      <w:pPr>
+        <w:jc w:val="left"/>
+        <w:rPr>
+          <w:rFonts w:ascii="Times New Roman" w:hAnsi="Times New Roman" w:cs="Times New Roman" w:eastAsiaTheme="minorEastAsia"/>
+          <w:b/>
+          <w:sz w:val="24"/>
+        </w:rPr>
+      </w:pPr>
       <w:r>
         <w:rPr>
           <w:rFonts w:ascii="Times New Roman" w:hAnsi="Times New Roman" w:cs="Times New Roman" w:eastAsiaTheme="minorEastAsia"/>
@@ -282,6 +340,24 @@
           <w:b/>
           <w:sz w:val="24"/>
         </w:rPr>
+        <w:t>审计范围、内容和重点：</w:t>
+      </w:r>
+    </w:p>
+    <w:p>
+      <w:pPr>
+        <w:jc w:val="left"/>
+        <w:rPr>
+          <w:rFonts w:ascii="Times New Roman" w:hAnsi="Times New Roman" w:cs="Times New Roman" w:eastAsiaTheme="minorEastAsia"/>
+          <w:b/>
+          <w:sz w:val="24"/>
+        </w:rPr>
+      </w:pPr>
+      <w:r>
+        <w:rPr>
+          <w:rFonts w:ascii="Times New Roman" w:hAnsi="Times New Roman" w:cs="Times New Roman" w:eastAsiaTheme="minorEastAsia"/>
+          <w:b/>
+          <w:sz w:val="24"/>
+        </w:rPr>
         <w:br w:type="textWrapping"/>
       </w:r>
       <w:r>
@@ -290,12 +366,36 @@
           <w:b/>
           <w:sz w:val="24"/>
         </w:rPr>
-        <w:t>审计组组长：{teamLeader}</w:t>
-      </w:r>
-    </w:p>
-    <w:p>
-      <w:pPr>
-        <w:jc w:val="both"/>
+        <w:t>{auditFocus}</w:t>
+      </w:r>
+      <w:r>
+        <w:rPr>
+          <w:rFonts w:ascii="Times New Roman" w:hAnsi="Times New Roman" w:cs="Times New Roman" w:eastAsiaTheme="minorEastAsia"/>
+          <w:b/>
+          <w:sz w:val="24"/>
+        </w:rPr>
+        <w:br w:type="textWrapping"/>
+      </w:r>
+      <w:r>
+        <w:rPr>
+          <w:rFonts w:ascii="Times New Roman" w:hAnsi="Times New Roman" w:cs="Times New Roman" w:eastAsiaTheme="minorEastAsia"/>
+          <w:b/>
+          <w:sz w:val="24"/>
+        </w:rPr>
+        <w:br w:type="textWrapping"/>
+      </w:r>
+      <w:r>
+        <w:rPr>
+          <w:rFonts w:ascii="Times New Roman" w:hAnsi="Times New Roman" w:cs="Times New Roman" w:eastAsiaTheme="minorEastAsia"/>
+          <w:b/>
+          <w:sz w:val="24"/>
+        </w:rPr>
+        <w:t>审计方法：</w:t>
+      </w:r>
+    </w:p>
+    <w:p>
+      <w:pPr>
+        <w:jc w:val="left"/>
         <w:rPr>
           <w:rFonts w:ascii="Times New Roman" w:hAnsi="Times New Roman" w:cs="Times New Roman" w:eastAsiaTheme="minorEastAsia"/>
           <w:b/>
@@ -304,96 +404,6 @@
       </w:pPr>
       <w:bookmarkStart w:id="0" w:name="_GoBack"/>
       <w:bookmarkEnd w:id="0"/>
-    </w:p>
-    <w:p>
-      <w:pPr>
-        <w:jc w:val="both"/>
-        <w:rPr>
-          <w:rFonts w:ascii="Times New Roman" w:hAnsi="Times New Roman" w:cs="Times New Roman" w:eastAsiaTheme="minorEastAsia"/>
-          <w:b/>
-          <w:sz w:val="24"/>
-        </w:rPr>
-      </w:pPr>
-      <w:r>
-        <w:rPr>
-          <w:rFonts w:ascii="Times New Roman" w:hAnsi="Times New Roman" w:cs="Times New Roman" w:eastAsiaTheme="minorEastAsia"/>
-          <w:b/>
-          <w:sz w:val="24"/>
-        </w:rPr>
-        <w:t>业务部门负责人意见：</w:t>
-      </w:r>
-      <w:r>
-        <w:rPr>
-          <w:rFonts w:ascii="Times New Roman" w:hAnsi="Times New Roman" w:cs="Times New Roman" w:eastAsiaTheme="minorEastAsia"/>
-          <w:b/>
-          <w:sz w:val="24"/>
-        </w:rPr>
-        <w:br w:type="textWrapping"/>
-      </w:r>
-      <w:r>
-        <w:rPr>
-          <w:rFonts w:ascii="Times New Roman" w:hAnsi="Times New Roman" w:cs="Times New Roman" w:eastAsiaTheme="minorEastAsia"/>
-          <w:b/>
-          <w:sz w:val="24"/>
-        </w:rPr>
-        <w:br w:type="textWrapping"/>
-      </w:r>
-      <w:r>
-        <w:rPr>
-          <w:rFonts w:ascii="Times New Roman" w:hAnsi="Times New Roman" w:cs="Times New Roman" w:eastAsiaTheme="minorEastAsia"/>
-          <w:b/>
-          <w:sz w:val="24"/>
-        </w:rPr>
-        <w:br w:type="textWrapping"/>
-      </w:r>
-      <w:r>
-        <w:rPr>
-          <w:rFonts w:ascii="Times New Roman" w:hAnsi="Times New Roman" w:cs="Times New Roman" w:eastAsiaTheme="minorEastAsia"/>
-          <w:b/>
-          <w:sz w:val="24"/>
-        </w:rPr>
-        <w:t>审计范围、内容和重点：</w:t>
-      </w:r>
-      <w:r>
-        <w:rPr>
-          <w:rFonts w:ascii="Times New Roman" w:hAnsi="Times New Roman" w:cs="Times New Roman" w:eastAsiaTheme="minorEastAsia"/>
-          <w:b/>
-          <w:sz w:val="24"/>
-        </w:rPr>
-        <w:br w:type="textWrapping"/>
-      </w:r>
-      <w:r>
-        <w:rPr>
-          <w:rFonts w:ascii="Times New Roman" w:hAnsi="Times New Roman" w:cs="Times New Roman" w:eastAsiaTheme="minorEastAsia"/>
-          <w:b/>
-          <w:sz w:val="24"/>
-        </w:rPr>
-        <w:t>{auditFocus}</w:t>
-      </w:r>
-      <w:r>
-        <w:rPr>
-          <w:rFonts w:ascii="Times New Roman" w:hAnsi="Times New Roman" w:cs="Times New Roman" w:eastAsiaTheme="minorEastAsia"/>
-          <w:b/>
-          <w:sz w:val="24"/>
-        </w:rPr>
-        <w:br w:type="textWrapping"/>
-      </w:r>
-      <w:r>
-        <w:rPr>
-          <w:rFonts w:ascii="Times New Roman" w:hAnsi="Times New Roman" w:cs="Times New Roman" w:eastAsiaTheme="minorEastAsia"/>
-          <w:b/>
-          <w:sz w:val="24"/>
-        </w:rPr>
-        <w:br w:type="textWrapping"/>
-      </w:r>
-      <w:r>
-        <w:rPr>
-          <w:rFonts w:ascii="Times New Roman" w:hAnsi="Times New Roman" w:cs="Times New Roman" w:eastAsiaTheme="minorEastAsia"/>
-          <w:b/>
-          <w:sz w:val="24"/>
-        </w:rPr>
-        <w:t>审计方法：</w:t>
-      </w:r>
       <w:r>
         <w:rPr>
           <w:rFonts w:ascii="Times New Roman" w:hAnsi="Times New Roman" w:cs="Times New Roman" w:eastAsiaTheme="minorEastAsia"/>
@@ -774,6 +784,7 @@
       <w:jc w:val="both"/>
     </w:pPr>
     <w:rPr>
+      <w:rFonts w:asciiTheme="minorHAnsi" w:hAnsiTheme="minorHAnsi" w:eastAsiaTheme="minorEastAsia" w:cstheme="minorBidi"/>
       <w:sz w:val="21"/>
       <w:szCs w:val="22"/>
     </w:rPr>
